--- a/PermakovMaksim/Практика 8/Практика 8.docx
+++ b/PermakovMaksim/Практика 8/Практика 8.docx
@@ -989,6 +989,104 @@
                     <a:xfrm>
                       <a:off x="0" y="0"/>
                       <a:ext cx="5940425" cy="2874874"/>
+                    </a:xfrm>
+                    <a:prstGeom prst="rect">
+                      <a:avLst/>
+                    </a:prstGeom>
+                  </pic:spPr>
+                </pic:pic>
+              </a:graphicData>
+            </a:graphic>
+          </wp:inline>
+        </w:drawing>
+      </w:r>
+    </w:p>
+    <w:p>
+      <w:pPr>
+        <w:rPr>
+          <w:rFonts w:ascii="Times New Roman" w:hAnsi="Times New Roman" w:cs="Times New Roman"/>
+          <w:lang w:val="en-US"/>
+        </w:rPr>
+      </w:pPr>
+      <w:r>
+        <w:rPr>
+          <w:rFonts w:ascii="Times New Roman" w:hAnsi="Times New Roman" w:cs="Times New Roman"/>
+          <w:lang w:val="en-US"/>
+        </w:rPr>
+        <w:drawing>
+          <wp:inline distT="0" distB="0" distL="0" distR="0" wp14:anchorId="5FFA60F2" wp14:editId="43B042D8">
+            <wp:extent cx="5940425" cy="2218846"/>
+            <wp:effectExtent l="0" t="0" r="3175" b="0"/>
+            <wp:docPr id="8" name="Рисунок 8"/>
+            <wp:cNvGraphicFramePr>
+              <a:graphicFrameLocks xmlns:a="http://schemas.openxmlformats.org/drawingml/2006/main" noChangeAspect="1"/>
+            </wp:cNvGraphicFramePr>
+            <a:graphic xmlns:a="http://schemas.openxmlformats.org/drawingml/2006/main">
+              <a:graphicData uri="http://schemas.openxmlformats.org/drawingml/2006/picture">
+                <pic:pic xmlns:pic="http://schemas.openxmlformats.org/drawingml/2006/picture">
+                  <pic:nvPicPr>
+                    <pic:cNvPr id="0" name=""/>
+                    <pic:cNvPicPr/>
+                  </pic:nvPicPr>
+                  <pic:blipFill>
+                    <a:blip r:embed="rId11"/>
+                    <a:stretch>
+                      <a:fillRect/>
+                    </a:stretch>
+                  </pic:blipFill>
+                  <pic:spPr>
+                    <a:xfrm>
+                      <a:off x="0" y="0"/>
+                      <a:ext cx="5940425" cy="2218846"/>
+                    </a:xfrm>
+                    <a:prstGeom prst="rect">
+                      <a:avLst/>
+                    </a:prstGeom>
+                  </pic:spPr>
+                </pic:pic>
+              </a:graphicData>
+            </a:graphic>
+          </wp:inline>
+        </w:drawing>
+      </w:r>
+    </w:p>
+    <w:p>
+      <w:pPr>
+        <w:rPr>
+          <w:rFonts w:ascii="Times New Roman" w:hAnsi="Times New Roman" w:cs="Times New Roman"/>
+          <w:lang w:val="en-US"/>
+        </w:rPr>
+      </w:pPr>
+      <w:r>
+        <w:rPr>
+          <w:rFonts w:ascii="Times New Roman" w:hAnsi="Times New Roman" w:cs="Times New Roman"/>
+          <w:lang w:val="en-US"/>
+        </w:rPr>
+        <w:drawing>
+          <wp:inline distT="0" distB="0" distL="0" distR="0" wp14:anchorId="4BF219D9" wp14:editId="6633964E">
+            <wp:extent cx="5940425" cy="2830117"/>
+            <wp:effectExtent l="0" t="0" r="3175" b="8890"/>
+            <wp:docPr id="9" name="Рисунок 9"/>
+            <wp:cNvGraphicFramePr>
+              <a:graphicFrameLocks xmlns:a="http://schemas.openxmlformats.org/drawingml/2006/main" noChangeAspect="1"/>
+            </wp:cNvGraphicFramePr>
+            <a:graphic xmlns:a="http://schemas.openxmlformats.org/drawingml/2006/main">
+              <a:graphicData uri="http://schemas.openxmlformats.org/drawingml/2006/picture">
+                <pic:pic xmlns:pic="http://schemas.openxmlformats.org/drawingml/2006/picture">
+                  <pic:nvPicPr>
+                    <pic:cNvPr id="0" name=""/>
+                    <pic:cNvPicPr/>
+                  </pic:nvPicPr>
+                  <pic:blipFill>
+                    <a:blip r:embed="rId12"/>
+                    <a:stretch>
+                      <a:fillRect/>
+                    </a:stretch>
+                  </pic:blipFill>
+                  <pic:spPr>
+                    <a:xfrm>
+                      <a:off x="0" y="0"/>
+                      <a:ext cx="5940425" cy="2830117"/>
                     </a:xfrm>
                     <a:prstGeom prst="rect">
                       <a:avLst/>
